--- a/COMPLIANCE_DOCUMENTS/POPIA/PROAXIS_SOLUTIONS_POPIA_POLICY.docx
+++ b/COMPLIANCE_DOCUMENTS/POPIA/PROAXIS_SOLUTIONS_POPIA_POLICY.docx
@@ -304,10 +304,7 @@
         <w:pStyle w:val="BlockText"/>
       </w:pPr>
       <w:r>
-        <w:t xml:space="preserve">⚠️</w:t>
-      </w:r>
-      <w:r>
-        <w:t xml:space="preserve"> </w:t>
+        <w:t xml:space="preserve">⚠️ </w:t>
       </w:r>
       <w:r>
         <w:rPr>
@@ -316,10 +313,7 @@
         <w:t xml:space="preserve">DISCLAIMER:</w:t>
       </w:r>
       <w:r>
-        <w:t xml:space="preserve"> </w:t>
-      </w:r>
-      <w:r>
-        <w:t xml:space="preserve">This policy was prepared with AI assistance and must be reviewed by a qualified attorney before implementation. All statutory references must be verified against the current Protection of Personal Information Act 4 of 2013 and Information Regulator guidance. This document does not constitute legal advice.</w:t>
+        <w:t xml:space="preserve"> This policy was prepared with AI assistance and must be reviewed by a qualified attorney before implementation. All statutory references must be verified against the current Protection of Personal Information Act 4 of 2013 and Information Regulator guidance. This document does not constitute legal advice.</w:t>
       </w:r>
     </w:p>
     <w:p>
@@ -354,52 +348,7 @@
         <w:pStyle w:val="FirstParagraph"/>
       </w:pPr>
       <w:r>
-        <w:t xml:space="preserve">This POPIA Policy governs how Proaxis Solutions (Pty) Ltd (</w:t>
-      </w:r>
-      <w:r>
-        <w:t xml:space="preserve">“</w:t>
-      </w:r>
-      <w:r>
-        <w:t xml:space="preserve">Proaxis Solutions</w:t>
-      </w:r>
-      <w:r>
-        <w:t xml:space="preserve">”</w:t>
-      </w:r>
-      <w:r>
-        <w:t xml:space="preserve">,</w:t>
-      </w:r>
-      <w:r>
-        <w:t xml:space="preserve"> </w:t>
-      </w:r>
-      <w:r>
-        <w:t xml:space="preserve">“</w:t>
-      </w:r>
-      <w:r>
-        <w:t xml:space="preserve">the Company</w:t>
-      </w:r>
-      <w:r>
-        <w:t xml:space="preserve">”</w:t>
-      </w:r>
-      <w:r>
-        <w:t xml:space="preserve">,</w:t>
-      </w:r>
-      <w:r>
-        <w:t xml:space="preserve"> </w:t>
-      </w:r>
-      <w:r>
-        <w:t xml:space="preserve">“</w:t>
-      </w:r>
-      <w:r>
-        <w:t xml:space="preserve">we</w:t>
-      </w:r>
-      <w:r>
-        <w:t xml:space="preserve">”</w:t>
-      </w:r>
-      <w:r>
-        <w:t xml:space="preserve">) collects, uses, stores, shares, and protects personal information in accordance with the</w:t>
-      </w:r>
-      <w:r>
-        <w:t xml:space="preserve"> </w:t>
+        <w:t xml:space="preserve">This POPIA Policy governs how Proaxis Solutions (Pty) Ltd (“Proaxis Solutions”, “the Company”, “we”) collects, uses, stores, shares, and protects personal information in accordance with the </w:t>
       </w:r>
       <w:r>
         <w:rPr>
@@ -585,10 +534,7 @@
         <w:pStyle w:val="FirstParagraph"/>
       </w:pPr>
       <w:r>
-        <w:t xml:space="preserve">This policy is issued in terms of the</w:t>
-      </w:r>
-      <w:r>
-        <w:t xml:space="preserve"> </w:t>
+        <w:t xml:space="preserve">This policy is issued in terms of the </w:t>
       </w:r>
       <w:r>
         <w:rPr>
@@ -597,10 +543,7 @@
         <w:t xml:space="preserve">Protection of Personal Information Act 4 of 2013 (POPIA)</w:t>
       </w:r>
       <w:r>
-        <w:t xml:space="preserve">, which became fully effective on</w:t>
-      </w:r>
-      <w:r>
-        <w:t xml:space="preserve"> </w:t>
+        <w:t xml:space="preserve">, which became fully effective on </w:t>
       </w:r>
       <w:r>
         <w:rPr>
@@ -1409,10 +1352,7 @@
               <w:t xml:space="preserve">Website contact form</w:t>
             </w:r>
             <w:r>
-              <w:t xml:space="preserve"> </w:t>
-            </w:r>
-            <w:r>
-              <w:t xml:space="preserve">(www.proaxissolutions.co.za/contact)</w:t>
+              <w:t xml:space="preserve"> (www.proaxissolutions.co.za/contact)</w:t>
             </w:r>
           </w:p>
         </w:tc>
@@ -2960,10 +2900,7 @@
         <w:t xml:space="preserve">Name:</w:t>
       </w:r>
       <w:r>
-        <w:t xml:space="preserve"> </w:t>
-      </w:r>
-      <w:r>
-        <w:t xml:space="preserve">Andile Khoza</w:t>
+        <w:t xml:space="preserve"> Andile Khoza</w:t>
       </w:r>
     </w:p>
     <w:p>
@@ -2981,10 +2918,7 @@
         <w:t xml:space="preserve">Reference:</w:t>
       </w:r>
       <w:r>
-        <w:t xml:space="preserve"> </w:t>
-      </w:r>
-      <w:r>
-        <w:t xml:space="preserve">2025-058837</w:t>
+        <w:t xml:space="preserve"> 2025-058837</w:t>
       </w:r>
     </w:p>
     <w:p>
@@ -3002,13 +2936,7 @@
         <w:t xml:space="preserve">Email:</w:t>
       </w:r>
       <w:r>
-        <w:t xml:space="preserve"> </w:t>
-      </w:r>
-      <w:r>
-        <w:t xml:space="preserve">willsonjohnny430@gmail.com</w:t>
-      </w:r>
-      <w:r>
-        <w:t xml:space="preserve"> </w:t>
+        <w:t xml:space="preserve"> willsonjohnny430@gmail.com </w:t>
       </w:r>
       <w:r>
         <w:rPr>
@@ -3032,10 +2960,7 @@
         <w:t xml:space="preserve">Phone:</w:t>
       </w:r>
       <w:r>
-        <w:t xml:space="preserve"> </w:t>
-      </w:r>
-      <w:r>
-        <w:t xml:space="preserve">066 213 6607</w:t>
+        <w:t xml:space="preserve"> 066 213 6607</w:t>
       </w:r>
     </w:p>
     <w:p>
@@ -3209,10 +3134,7 @@
         <w:pStyle w:val="FirstParagraph"/>
       </w:pPr>
       <w:r>
-        <w:t xml:space="preserve">In accordance with</w:t>
-      </w:r>
-      <w:r>
-        <w:t xml:space="preserve"> </w:t>
+        <w:t xml:space="preserve">In accordance with </w:t>
       </w:r>
       <w:r>
         <w:rPr>
@@ -3505,10 +3427,7 @@
               <w:jc w:val="left"/>
             </w:pPr>
             <w:r>
-              <w:t xml:space="preserve">willsonjohnny430@gmail.com</w:t>
-            </w:r>
-            <w:r>
-              <w:t xml:space="preserve"> </w:t>
+              <w:t xml:space="preserve">willsonjohnny430@gmail.com </w:t>
             </w:r>
             <w:r>
               <w:rPr>
@@ -3568,34 +3487,16 @@
         <w:pStyle w:val="BodyText"/>
       </w:pPr>
       <w:r>
-        <w:t xml:space="preserve">A POPIA consent notice is displayed on the contact form:</w:t>
-      </w:r>
-      <w:r>
-        <w:t xml:space="preserve"> </w:t>
+        <w:t xml:space="preserve">A POPIA consent notice is displayed on the contact form: </w:t>
       </w:r>
       <w:r>
         <w:rPr>
           <w:i/>
         </w:rPr>
-        <w:t xml:space="preserve">“</w:t>
-      </w:r>
-      <w:r>
-        <w:rPr>
-          <w:i/>
-        </w:rPr>
-        <w:t xml:space="preserve">Your information is handled in accordance with POPIA.</w:t>
-      </w:r>
-      <w:r>
-        <w:rPr>
-          <w:i/>
-        </w:rPr>
-        <w:t xml:space="preserve">”</w:t>
-      </w:r>
-      <w:r>
-        <w:t xml:space="preserve"> </w:t>
-      </w:r>
-      <w:r>
-        <w:t xml:space="preserve">This will be updated to include a direct link to the full Privacy Notice. [ACTION REQUIRED: Update contact form to include link to Privacy Notice once published.]</w:t>
+        <w:t>“Your information is handled in accordance with POPIA.”</w:t>
+      </w:r>
+      <w:r>
+        <w:t xml:space="preserve"> This will be updated to include a direct link to the full Privacy Notice. [ACTION REQUIRED: Update contact form to include link to Privacy Notice once published.]</w:t>
       </w:r>
     </w:p>
     <w:p>
@@ -3613,10 +3514,7 @@
         <w:pStyle w:val="FirstParagraph"/>
       </w:pPr>
       <w:r>
-        <w:t xml:space="preserve">The website uses cookies. See the</w:t>
-      </w:r>
-      <w:r>
-        <w:t xml:space="preserve"> </w:t>
+        <w:t xml:space="preserve">The website uses cookies. See the </w:t>
       </w:r>
       <w:r>
         <w:rPr>
@@ -3625,10 +3523,7 @@
         <w:t xml:space="preserve">Cookie Policy</w:t>
       </w:r>
       <w:r>
-        <w:t xml:space="preserve"> </w:t>
-      </w:r>
-      <w:r>
-        <w:t xml:space="preserve">(published at www.proaxissolutions.co.za) for full details.</w:t>
+        <w:t xml:space="preserve"> (published at www.proaxissolutions.co.za) for full details.</w:t>
       </w:r>
     </w:p>
     <w:p>
@@ -3671,25 +3566,7 @@
         <w:pStyle w:val="FirstParagraph"/>
       </w:pPr>
       <w:r>
-        <w:t xml:space="preserve">This policy will be reviewed:</w:t>
-      </w:r>
-      <w:r>
-        <w:t xml:space="preserve"> </w:t>
-      </w:r>
-      <w:r>
-        <w:t xml:space="preserve">- Annually (next review: June 2027);</w:t>
-      </w:r>
-      <w:r>
-        <w:t xml:space="preserve"> </w:t>
-      </w:r>
-      <w:r>
-        <w:t xml:space="preserve">- When there are material changes to POPIA or Information Regulator requirements;</w:t>
-      </w:r>
-      <w:r>
-        <w:t xml:space="preserve"> </w:t>
-      </w:r>
-      <w:r>
-        <w:t xml:space="preserve">- When there are changes to the company’s data processing activities.</w:t>
+        <w:t>This policy will be reviewed: - Annually (next review: June 2027); - When there are material changes to POPIA or Information Regulator requirements; - When there are changes to the company’s data processing activities.</w:t>
       </w:r>
     </w:p>
     <w:p>
@@ -3900,29 +3777,6 @@
         <w:pict>
           <v:rect style="width:0;height:1.5pt" o:hralign="center" o:hrstd="t" o:hr="t"/>
         </w:pict>
-      </w:r>
-    </w:p>
-    <w:p>
-      <w:pPr>
-        <w:pStyle w:val="BlockText"/>
-      </w:pPr>
-      <w:r>
-        <w:t xml:space="preserve">⚠️</w:t>
-      </w:r>
-      <w:r>
-        <w:t xml:space="preserve"> </w:t>
-      </w:r>
-      <w:r>
-        <w:rPr>
-          <w:b/>
-        </w:rPr>
-        <w:t xml:space="preserve">AI-GENERATED DOCUMENT</w:t>
-      </w:r>
-      <w:r>
-        <w:t xml:space="preserve"> </w:t>
-      </w:r>
-      <w:r>
-        <w:t xml:space="preserve">— This policy was prepared with AI assistance. It must be reviewed by a qualified attorney before implementation. All statutory references must be verified against current South African law. This document does not constitute legal advice.</w:t>
       </w:r>
     </w:p>
     <w:p>
